--- a/lab09/TestSuite/TS9_3.docx
+++ b/lab09/TestSuite/TS9_3.docx
@@ -47,7 +47,6 @@
           </w:tblCellMar>
         </w:tblPrEx>
         <w:trPr>
-          <w:wBefore w:w="0" w:type="dxa"/>
           <w:trHeight w:val="567" w:hRule="atLeast"/>
         </w:trPr>
         <w:tc>
@@ -115,8 +114,6 @@
               </w:rPr>
               <w:t>Task9_3</w:t>
             </w:r>
-            <w:bookmarkStart w:id="0" w:name="_GoBack"/>
-            <w:bookmarkEnd w:id="0"/>
           </w:p>
         </w:tc>
       </w:tr>
@@ -138,7 +135,6 @@
           </w:tblCellMar>
         </w:tblPrEx>
         <w:trPr>
-          <w:wBefore w:w="0" w:type="dxa"/>
           <w:trHeight w:val="567" w:hRule="atLeast"/>
         </w:trPr>
         <w:tc>
@@ -227,7 +223,6 @@
           </w:tblCellMar>
         </w:tblPrEx>
         <w:trPr>
-          <w:wBefore w:w="0" w:type="dxa"/>
           <w:trHeight w:val="567" w:hRule="atLeast"/>
         </w:trPr>
         <w:tc>
@@ -343,7 +338,6 @@
           </w:tblCellMar>
         </w:tblPrEx>
         <w:trPr>
-          <w:wBefore w:w="0" w:type="dxa"/>
           <w:trHeight w:val="567" w:hRule="atLeast"/>
         </w:trPr>
         <w:tc>
@@ -492,7 +486,6 @@
           </w:tblCellMar>
         </w:tblPrEx>
         <w:trPr>
-          <w:wBefore w:w="0" w:type="dxa"/>
           <w:trHeight w:val="567" w:hRule="atLeast"/>
         </w:trPr>
         <w:tc>
@@ -626,7 +619,6 @@
           </w:tblCellMar>
         </w:tblPrEx>
         <w:trPr>
-          <w:wBefore w:w="0" w:type="dxa"/>
           <w:trHeight w:val="1785" w:hRule="atLeast"/>
           <w:jc w:val="right"/>
         </w:trPr>
@@ -866,7 +858,6 @@
           </w:tblCellMar>
         </w:tblPrEx>
         <w:trPr>
-          <w:wBefore w:w="0" w:type="dxa"/>
           <w:trHeight w:val="1134" w:hRule="atLeast"/>
           <w:jc w:val="right"/>
         </w:trPr>
@@ -892,6 +883,7 @@
                 <w:lang w:val="en-US"/>
               </w:rPr>
             </w:pPr>
+            <w:bookmarkStart w:id="0" w:name="_GoBack" w:colFirst="3" w:colLast="3"/>
             <w:r>
               <w:rPr>
                 <w:rFonts w:hint="default" w:ascii="Times New Roman" w:hAnsi="Times New Roman" w:eastAsia="SimSun" w:cs="Times New Roman"/>
@@ -988,6 +980,15 @@
                 <w:lang w:val="en-US"/>
               </w:rPr>
             </w:pPr>
+            <w:r>
+              <w:rPr>
+                <w:rFonts w:hint="default" w:ascii="Times New Roman" w:hAnsi="Times New Roman" w:cs="Times New Roman"/>
+                <w:sz w:val="28"/>
+                <w:szCs w:val="28"/>
+                <w:lang w:val="en-US"/>
+              </w:rPr>
+              <w:t>passed</w:t>
+            </w:r>
           </w:p>
         </w:tc>
       </w:tr>
@@ -1009,7 +1010,6 @@
           </w:tblCellMar>
         </w:tblPrEx>
         <w:trPr>
-          <w:wBefore w:w="0" w:type="dxa"/>
           <w:trHeight w:val="1134" w:hRule="atLeast"/>
           <w:jc w:val="right"/>
         </w:trPr>
@@ -1131,6 +1131,15 @@
                 <w:lang w:val="en-US"/>
               </w:rPr>
             </w:pPr>
+            <w:r>
+              <w:rPr>
+                <w:rFonts w:hint="default" w:ascii="Times New Roman" w:hAnsi="Times New Roman" w:cs="Times New Roman"/>
+                <w:sz w:val="28"/>
+                <w:szCs w:val="28"/>
+                <w:lang w:val="en-US"/>
+              </w:rPr>
+              <w:t>passed</w:t>
+            </w:r>
           </w:p>
         </w:tc>
       </w:tr>
@@ -1152,7 +1161,6 @@
           </w:tblCellMar>
         </w:tblPrEx>
         <w:trPr>
-          <w:wBefore w:w="0" w:type="dxa"/>
           <w:trHeight w:val="1134" w:hRule="atLeast"/>
           <w:jc w:val="right"/>
         </w:trPr>
@@ -1274,6 +1282,15 @@
                 <w:lang w:val="en-US"/>
               </w:rPr>
             </w:pPr>
+            <w:r>
+              <w:rPr>
+                <w:rFonts w:hint="default" w:ascii="Times New Roman" w:hAnsi="Times New Roman" w:cs="Times New Roman"/>
+                <w:sz w:val="28"/>
+                <w:szCs w:val="28"/>
+                <w:lang w:val="en-US"/>
+              </w:rPr>
+              <w:t>passed</w:t>
+            </w:r>
           </w:p>
         </w:tc>
       </w:tr>
@@ -1295,7 +1312,6 @@
           </w:tblCellMar>
         </w:tblPrEx>
         <w:trPr>
-          <w:wBefore w:w="0" w:type="dxa"/>
           <w:trHeight w:val="1134" w:hRule="atLeast"/>
           <w:jc w:val="right"/>
         </w:trPr>
@@ -1417,6 +1433,15 @@
                 <w:lang w:val="en-US"/>
               </w:rPr>
             </w:pPr>
+            <w:r>
+              <w:rPr>
+                <w:rFonts w:hint="default" w:ascii="Times New Roman" w:hAnsi="Times New Roman" w:cs="Times New Roman"/>
+                <w:sz w:val="28"/>
+                <w:szCs w:val="28"/>
+                <w:lang w:val="en-US"/>
+              </w:rPr>
+              <w:t>passed</w:t>
+            </w:r>
           </w:p>
         </w:tc>
       </w:tr>
@@ -1438,7 +1463,6 @@
           </w:tblCellMar>
         </w:tblPrEx>
         <w:trPr>
-          <w:wBefore w:w="0" w:type="dxa"/>
           <w:trHeight w:val="1134" w:hRule="atLeast"/>
           <w:jc w:val="right"/>
         </w:trPr>
@@ -1560,6 +1584,15 @@
                 <w:lang w:val="en-US"/>
               </w:rPr>
             </w:pPr>
+            <w:r>
+              <w:rPr>
+                <w:rFonts w:hint="default" w:ascii="Times New Roman" w:hAnsi="Times New Roman" w:cs="Times New Roman"/>
+                <w:sz w:val="28"/>
+                <w:szCs w:val="28"/>
+                <w:lang w:val="en-US"/>
+              </w:rPr>
+              <w:t>passed</w:t>
+            </w:r>
           </w:p>
         </w:tc>
       </w:tr>
@@ -1581,7 +1614,6 @@
           </w:tblCellMar>
         </w:tblPrEx>
         <w:trPr>
-          <w:wBefore w:w="0" w:type="dxa"/>
           <w:trHeight w:val="1134" w:hRule="atLeast"/>
           <w:jc w:val="right"/>
         </w:trPr>
@@ -1703,6 +1735,15 @@
                 <w:lang w:val="en-US"/>
               </w:rPr>
             </w:pPr>
+            <w:r>
+              <w:rPr>
+                <w:rFonts w:hint="default" w:ascii="Times New Roman" w:hAnsi="Times New Roman" w:cs="Times New Roman"/>
+                <w:sz w:val="28"/>
+                <w:szCs w:val="28"/>
+                <w:lang w:val="en-US"/>
+              </w:rPr>
+              <w:t>passed</w:t>
+            </w:r>
           </w:p>
         </w:tc>
       </w:tr>
@@ -1724,7 +1765,6 @@
           </w:tblCellMar>
         </w:tblPrEx>
         <w:trPr>
-          <w:wBefore w:w="0" w:type="dxa"/>
           <w:trHeight w:val="1134" w:hRule="atLeast"/>
           <w:jc w:val="right"/>
         </w:trPr>
@@ -1846,6 +1886,15 @@
                 <w:lang w:val="en-US"/>
               </w:rPr>
             </w:pPr>
+            <w:r>
+              <w:rPr>
+                <w:rFonts w:hint="default" w:ascii="Times New Roman" w:hAnsi="Times New Roman" w:cs="Times New Roman"/>
+                <w:sz w:val="28"/>
+                <w:szCs w:val="28"/>
+                <w:lang w:val="en-US"/>
+              </w:rPr>
+              <w:t>passed</w:t>
+            </w:r>
           </w:p>
         </w:tc>
       </w:tr>
@@ -1867,7 +1916,6 @@
           </w:tblCellMar>
         </w:tblPrEx>
         <w:trPr>
-          <w:wBefore w:w="0" w:type="dxa"/>
           <w:trHeight w:val="1134" w:hRule="atLeast"/>
           <w:jc w:val="right"/>
         </w:trPr>
@@ -1989,6 +2037,15 @@
                 <w:lang w:val="en-US"/>
               </w:rPr>
             </w:pPr>
+            <w:r>
+              <w:rPr>
+                <w:rFonts w:hint="default" w:ascii="Times New Roman" w:hAnsi="Times New Roman" w:cs="Times New Roman"/>
+                <w:sz w:val="28"/>
+                <w:szCs w:val="28"/>
+                <w:lang w:val="en-US"/>
+              </w:rPr>
+              <w:t>passed</w:t>
+            </w:r>
           </w:p>
         </w:tc>
       </w:tr>
@@ -2010,7 +2067,6 @@
           </w:tblCellMar>
         </w:tblPrEx>
         <w:trPr>
-          <w:wBefore w:w="0" w:type="dxa"/>
           <w:trHeight w:val="1134" w:hRule="atLeast"/>
           <w:jc w:val="right"/>
         </w:trPr>
@@ -2132,6 +2188,15 @@
                 <w:lang w:val="en-US"/>
               </w:rPr>
             </w:pPr>
+            <w:r>
+              <w:rPr>
+                <w:rFonts w:hint="default" w:ascii="Times New Roman" w:hAnsi="Times New Roman" w:cs="Times New Roman"/>
+                <w:sz w:val="28"/>
+                <w:szCs w:val="28"/>
+                <w:lang w:val="en-US"/>
+              </w:rPr>
+              <w:t>passed</w:t>
+            </w:r>
           </w:p>
         </w:tc>
       </w:tr>
@@ -2153,7 +2218,6 @@
           </w:tblCellMar>
         </w:tblPrEx>
         <w:trPr>
-          <w:wBefore w:w="0" w:type="dxa"/>
           <w:trHeight w:val="1134" w:hRule="atLeast"/>
           <w:jc w:val="right"/>
         </w:trPr>
@@ -2275,9 +2339,19 @@
                 <w:lang w:val="en-US"/>
               </w:rPr>
             </w:pPr>
+            <w:r>
+              <w:rPr>
+                <w:rFonts w:hint="default" w:ascii="Times New Roman" w:hAnsi="Times New Roman" w:cs="Times New Roman"/>
+                <w:sz w:val="28"/>
+                <w:szCs w:val="28"/>
+                <w:lang w:val="en-US"/>
+              </w:rPr>
+              <w:t>passed</w:t>
+            </w:r>
           </w:p>
         </w:tc>
       </w:tr>
+      <w:bookmarkEnd w:id="0"/>
     </w:tbl>
     <w:p/>
     <w:sectPr>
@@ -2323,9 +2397,6 @@
           <w:right w:w="108" w:type="dxa"/>
         </w:tblCellMar>
       </w:tblPrEx>
-      <w:trPr>
-        <w:wBefore w:w="0" w:type="dxa"/>
-      </w:trPr>
       <w:tc>
         <w:tcPr>
           <w:tcW w:w="7393" w:type="dxa"/>
@@ -2429,7 +2500,7 @@
               <w:sz w:val="16"/>
               <w:szCs w:val="16"/>
             </w:rPr>
-            <w:t>20:01:17</w:t>
+            <w:t>20:23:43</w:t>
           </w:r>
           <w:r>
             <w:rPr>
@@ -2491,7 +2562,6 @@
               <w:rFonts w:ascii="Consolas" w:hAnsi="Consolas" w:cs="Arial"/>
               <w:sz w:val="20"/>
               <w:szCs w:val="20"/>
-              <w:lang/>
             </w:rPr>
             <w:t>2</w:t>
           </w:r>
@@ -2546,7 +2616,6 @@
               <w:rFonts w:ascii="Consolas" w:hAnsi="Consolas" w:cs="Arial"/>
               <w:sz w:val="20"/>
               <w:szCs w:val="20"/>
-              <w:lang/>
             </w:rPr>
             <w:t>2</w:t>
           </w:r>
@@ -2612,9 +2681,6 @@
           <w:right w:w="108" w:type="dxa"/>
         </w:tblCellMar>
       </w:tblPrEx>
-      <w:trPr>
-        <w:wBefore w:w="0" w:type="dxa"/>
-      </w:trPr>
       <w:tc>
         <w:tcPr>
           <w:tcW w:w="7393" w:type="dxa"/>
@@ -2718,7 +2784,7 @@
               <w:sz w:val="16"/>
               <w:szCs w:val="16"/>
             </w:rPr>
-            <w:t>20:01:17</w:t>
+            <w:t>20:23:43</w:t>
           </w:r>
           <w:r>
             <w:rPr>
@@ -2780,7 +2846,6 @@
               <w:rFonts w:ascii="Consolas" w:hAnsi="Consolas" w:cs="Arial"/>
               <w:sz w:val="20"/>
               <w:szCs w:val="20"/>
-              <w:lang/>
             </w:rPr>
             <w:t>1</w:t>
           </w:r>
@@ -2835,7 +2900,6 @@
               <w:rFonts w:ascii="Consolas" w:hAnsi="Consolas" w:cs="Arial"/>
               <w:sz w:val="20"/>
               <w:szCs w:val="20"/>
-              <w:lang/>
             </w:rPr>
             <w:t>1</w:t>
           </w:r>
@@ -2882,9 +2946,6 @@
       <w:pStyle w:val="13"/>
     </w:pPr>
     <w:r>
-      <w:rPr>
-        <w:lang/>
-      </w:rPr>
       <mc:AlternateContent>
         <mc:Choice Requires="wps">
           <w:drawing>
@@ -3396,6 +3457,7 @@
     <w:qFormat/>
     <w:uiPriority w:val="0"/>
     <w:rPr>
+      <w:rFonts w:ascii="Times New Roman" w:hAnsi="Times New Roman" w:eastAsia="SimSun" w:cs="Times New Roman"/>
       <w:sz w:val="24"/>
       <w:szCs w:val="24"/>
       <w:lang w:val="uk-UA" w:eastAsia="uk-UA" w:bidi="ar-SA"/>
@@ -3427,7 +3489,6 @@
     <w:semiHidden/>
     <w:uiPriority w:val="0"/>
     <w:tblPr>
-      <w:tblStyle w:val="4"/>
       <w:tblCellMar>
         <w:top w:w="0" w:type="dxa"/>
         <w:left w:w="108" w:type="dxa"/>
@@ -3546,7 +3607,6 @@
     <w:basedOn w:val="4"/>
     <w:uiPriority w:val="0"/>
     <w:tblPr>
-      <w:tblStyle w:val="4"/>
       <w:tblBorders>
         <w:top w:val="single" w:color="auto" w:sz="4" w:space="0"/>
         <w:left w:val="single" w:color="auto" w:sz="4" w:space="0"/>
